--- a/mm/linux mm.docx
+++ b/mm/linux mm.docx
@@ -203,11 +203,6 @@
       </w:r>
     </w:p>
     <w:p>
-      <w:pPr>
-        <w:rPr>
-          <w:rFonts w:hint="eastAsia"/>
-        </w:rPr>
-      </w:pPr>
       <w:r>
         <w:rPr>
           <w:rFonts w:hint="eastAsia"/>
@@ -388,37 +383,6 @@
       <w:r>
         <w:t>物理内存；</w:t>
       </w:r>
-    </w:p>
-    <w:p>
-      <w:r>
-        <w:rPr>
-          <w:rFonts w:hint="eastAsia"/>
-        </w:rPr>
-        <w:t>由上图</w:t>
-      </w:r>
-      <w:r>
-        <w:t>statm</w:t>
-      </w:r>
-      <w:r>
-        <w:rPr>
-          <w:rFonts w:hint="eastAsia"/>
-        </w:rPr>
-        <w:t>可知</w:t>
-      </w:r>
-      <w:r>
-        <w:t>，该程序占用了</w:t>
-      </w:r>
-      <w:r>
-        <w:t>433*4=1732KB</w:t>
-      </w:r>
-      <w:r>
-        <w:rPr>
-          <w:rFonts w:hint="eastAsia"/>
-        </w:rPr>
-        <w:t>内存；</w:t>
-      </w:r>
-    </w:p>
-    <w:p>
       <w:bookmarkStart w:id="0" w:name="_GoBack"/>
       <w:bookmarkEnd w:id="0"/>
     </w:p>
@@ -427,6 +391,36 @@
         <w:rPr>
           <w:rFonts w:hint="eastAsia"/>
         </w:rPr>
+        <w:t>由上图</w:t>
+      </w:r>
+      <w:r>
+        <w:t>statm</w:t>
+      </w:r>
+      <w:r>
+        <w:rPr>
+          <w:rFonts w:hint="eastAsia"/>
+        </w:rPr>
+        <w:t>可知</w:t>
+      </w:r>
+      <w:r>
+        <w:t>，该程序占用了</w:t>
+      </w:r>
+      <w:r>
+        <w:t>433*4=1732KB</w:t>
+      </w:r>
+      <w:r>
+        <w:rPr>
+          <w:rFonts w:hint="eastAsia"/>
+        </w:rPr>
+        <w:t>内存；</w:t>
+      </w:r>
+    </w:p>
+    <w:p/>
+    <w:p>
+      <w:r>
+        <w:rPr>
+          <w:rFonts w:hint="eastAsia"/>
+        </w:rPr>
         <w:t>再来</w:t>
       </w:r>
       <w:r>
@@ -447,11 +441,6 @@
     </w:p>
     <w:p/>
     <w:p>
-      <w:pPr>
-        <w:rPr>
-          <w:rFonts w:hint="eastAsia"/>
-        </w:rPr>
-      </w:pPr>
       <w:r>
         <w:t>1204KB+4</w:t>
       </w:r>
@@ -465,6 +454,8 @@
         <w:t>B</w:t>
       </w:r>
     </w:p>
+    <w:p/>
+    <w:p/>
     <w:sectPr>
       <w:pgSz w:w="11906" w:h="16838"/>
       <w:pgMar w:top="1440" w:right="1800" w:bottom="1440" w:left="1800" w:header="851" w:footer="992" w:gutter="0"/>
